--- a/output/theory-docs/12-信息价值分析.docx
+++ b/output/theory-docs/12-信息价值分析.docx
@@ -20,16 +20,41 @@
     <w:p>
       <w:pPr>
         <w:pStyle w:val="Heading2"/>
-        <w:jc w:val="left"/>
+        <w:jc w:val="center"/>
       </w:pPr>
       <w:r>
-        <w:rPr>
-          <w:rFonts w:ascii="Microsoft YaHei" w:hAnsi="Microsoft YaHei" w:eastAsia="Microsoft YaHei"/>
-          <w:b/>
-          <w:color w:val="1B365D"/>
-          <w:sz w:val="28"/>
-        </w:rPr>
-        <w:t>核心问题</w:t>
+        <w:drawing>
+          <wp:inline xmlns:a="http://schemas.openxmlformats.org/drawingml/2006/main" xmlns:pic="http://schemas.openxmlformats.org/drawingml/2006/picture">
+            <wp:extent cx="5029200" cy="2235200"/>
+            <wp:docPr id="4" name="Picture 4"/>
+            <wp:cNvGraphicFramePr>
+              <a:graphicFrameLocks noChangeAspect="1"/>
+            </wp:cNvGraphicFramePr>
+            <a:graphic>
+              <a:graphicData uri="http://schemas.openxmlformats.org/drawingml/2006/picture">
+                <pic:pic>
+                  <pic:nvPicPr>
+                    <pic:cNvPr id="0" name="12-信息价值分析_148.png"/>
+                    <pic:cNvPicPr/>
+                  </pic:nvPicPr>
+                  <pic:blipFill>
+                    <a:blip r:embed="rId12"/>
+                    <a:stretch>
+                      <a:fillRect/>
+                    </a:stretch>
+                  </pic:blipFill>
+                  <pic:spPr>
+                    <a:xfrm>
+                      <a:off x="0" y="0"/>
+                      <a:ext cx="5029200" cy="2235200"/>
+                    </a:xfrm>
+                    <a:prstGeom prst="rect"/>
+                  </pic:spPr>
+                </pic:pic>
+              </a:graphicData>
+            </a:graphic>
+          </wp:inline>
+        </w:drawing>
       </w:r>
     </w:p>
     <w:p>
@@ -78,74 +103,41 @@
       <w:pPr>
         <w:spacing w:before="120" w:after="120"/>
         <w:ind w:left="432"/>
+        <w:jc w:val="center"/>
       </w:pPr>
       <w:r>
-        <w:rPr>
-          <w:rFonts w:ascii="Courier New" w:hAnsi="Courier New"/>
-          <w:color w:val="646464"/>
-          <w:sz w:val="18"/>
-        </w:rPr>
-        <w:t>┌─────────────────────────────────────────────────────────────┐</w:t>
-        <w:br/>
-        <w:t>│                     频繁停电清单                             │</w:t>
-        <w:br/>
-        <w:t>├─────────────────────────────────────────────────────────────┤</w:t>
-        <w:br/>
-        <w:t>│ 来源：公司生产系统/可靠性系统                                 │</w:t>
-        <w:br/>
-        <w:t>│ 更新：每日更新                                                │</w:t>
-        <w:br/>
-        <w:t>├─────────────────────────────────────────────────────────────┤</w:t>
-        <w:br/>
-        <w:t>│ 信息内容：                                                    │</w:t>
-        <w:br/>
-        <w:t>│ ├── 客户编号、客户姓名、联系电话                              │</w:t>
-        <w:br/>
-        <w:t>│ ├── 用电地址（具体到门牌）                                    │</w:t>
-        <w:br/>
-        <w:t>│ ├── 停电次数、停电原因、停电时长                              │</w:t>
-        <w:br/>
-        <w:t>│ └── 最近停电时间                                              │</w:t>
-        <w:br/>
-        <w:t>├─────────────────────────────────────────────────────────────┤</w:t>
-        <w:br/>
-        <w:t>│ 对驻点工作的价值：                                            │</w:t>
-        <w:br/>
-        <w:t>│                                                              │</w:t>
-        <w:br/>
-        <w:t>│ 【驻点规划】                                                  │</w:t>
-        <w:br/>
-        <w:t>│ → 确定驻点优先级：频繁停电区域优先安排                         │</w:t>
-        <w:br/>
-        <w:t>│                                                              │</w:t>
-        <w:br/>
-        <w:t>│ 【设备检查】                                                  │</w:t>
-        <w:br/>
-        <w:t>│ → 分析停电原因，确定检查重点设备                               │</w:t>
-        <w:br/>
-        <w:t>│ → 查找导致频繁停电的隐患                                      │</w:t>
-        <w:br/>
-        <w:t>│                                                              │</w:t>
-        <w:br/>
-        <w:t>│ 【客户服务】                                                  │</w:t>
-        <w:br/>
-        <w:t>│ → 主动上门联系频繁停电客户                                     │</w:t>
-        <w:br/>
-        <w:t>│ → 告知停电原因和改进措施                                       │</w:t>
-        <w:br/>
-        <w:t>│ → 征求客户意见建议                                            │</w:t>
-        <w:br/>
-        <w:t>│                                                              │</w:t>
-        <w:br/>
-        <w:t>│ 【预警响应】                                                  │</w:t>
-        <w:br/>
-        <w:t>│ → 计划停电时优先通知                                          │</w:t>
-        <w:br/>
-        <w:t>│ → 故障抢修时优先处置                                          │</w:t>
-        <w:br/>
-        <w:t>│ → 投诉风险预警                                                │</w:t>
-        <w:br/>
-        <w:t>└─────────────────────────────────────────────────────────────┘</w:t>
+        <w:drawing>
+          <wp:inline xmlns:a="http://schemas.openxmlformats.org/drawingml/2006/main" xmlns:pic="http://schemas.openxmlformats.org/drawingml/2006/picture">
+            <wp:extent cx="5029200" cy="6202680"/>
+            <wp:docPr id="1" name="Picture 1"/>
+            <wp:cNvGraphicFramePr>
+              <a:graphicFrameLocks noChangeAspect="1"/>
+            </wp:cNvGraphicFramePr>
+            <a:graphic>
+              <a:graphicData uri="http://schemas.openxmlformats.org/drawingml/2006/picture">
+                <pic:pic>
+                  <pic:nvPicPr>
+                    <pic:cNvPr id="0" name="12-信息价值分析_145.png"/>
+                    <pic:cNvPicPr/>
+                  </pic:nvPicPr>
+                  <pic:blipFill>
+                    <a:blip r:embed="rId9"/>
+                    <a:stretch>
+                      <a:fillRect/>
+                    </a:stretch>
+                  </pic:blipFill>
+                  <pic:spPr>
+                    <a:xfrm>
+                      <a:off x="0" y="0"/>
+                      <a:ext cx="5029200" cy="6202680"/>
+                    </a:xfrm>
+                    <a:prstGeom prst="rect"/>
+                  </pic:spPr>
+                </pic:pic>
+              </a:graphicData>
+            </a:graphic>
+          </wp:inline>
+        </w:drawing>
       </w:r>
     </w:p>
     <w:p>
@@ -167,68 +159,41 @@
       <w:pPr>
         <w:spacing w:before="120" w:after="120"/>
         <w:ind w:left="432"/>
+        <w:jc w:val="center"/>
       </w:pPr>
       <w:r>
-        <w:rPr>
-          <w:rFonts w:ascii="Courier New" w:hAnsi="Courier New"/>
-          <w:color w:val="646464"/>
-          <w:sz w:val="18"/>
-        </w:rPr>
-        <w:t>┌─────────────────────────────────────────────────────────────┐</w:t>
-        <w:br/>
-        <w:t>│                     敏感客户清单                             │</w:t>
-        <w:br/>
-        <w:t>├─────────────────────────────────────────────────────────────┤</w:t>
-        <w:br/>
-        <w:t>│ 来源：95598系统/客户服务系统                                  │</w:t>
-        <w:br/>
-        <w:t>│ 更新：每日更新                                                │</w:t>
-        <w:br/>
-        <w:t>├─────────────────────────────────────────────────────────────┤</w:t>
-        <w:br/>
-        <w:t>│ 信息内容：                                                    │</w:t>
-        <w:br/>
-        <w:t>│ ├── 客户编号、客户姓名、联系电话                              │</w:t>
-        <w:br/>
-        <w:t>│ ├── 用电地址                                                  │</w:t>
-        <w:br/>
-        <w:t>│ ├── 敏感类型（投诉敏感/服务敏感/价格敏感等）                  │</w:t>
-        <w:br/>
-        <w:t>│ ├── 投诉历史、意见工单历史                                    │</w:t>
-        <w:br/>
-        <w:t>│ └── 最近投诉/意见时间                                         │</w:t>
-        <w:br/>
-        <w:t>├─────────────────────────────────────────────────────────────┤</w:t>
-        <w:br/>
-        <w:t>│ 对驻点工作的价值：                                            │</w:t>
-        <w:br/>
-        <w:t>│                                                              │</w:t>
-        <w:br/>
-        <w:t>│ 【服务策略】                                                  │</w:t>
-        <w:br/>
-        <w:t>│ → 差异化服务：敏感客户服务更细致                               │</w:t>
-        <w:br/>
-        <w:t>│ → 话术调整：针对不同敏感类型调整沟通方式                       │</w:t>
-        <w:br/>
-        <w:t>│                                                              │</w:t>
-        <w:br/>
-        <w:t>│ 【驻点重点】                                                  │</w:t>
-        <w:br/>
-        <w:t>│ → 重点关注敏感客户区域                                        │</w:t>
-        <w:br/>
-        <w:t>│ → 主动上门服务                                                │</w:t>
-        <w:br/>
-        <w:t>│                                                              │</w:t>
-        <w:br/>
-        <w:t>│ 【预警响应】                                                  │</w:t>
-        <w:br/>
-        <w:t>│ → 停电通知：单独通知、详细解释                                │</w:t>
-        <w:br/>
-        <w:t>│ → 故障抢修：优先处置、及时沟通                                │</w:t>
-        <w:br/>
-        <w:t>│ → 投诉预警：敏感客户+其他风险 = 极高风险                      │</w:t>
-        <w:br/>
-        <w:t>└─────────────────────────────────────────────────────────────┘</w:t>
+        <w:drawing>
+          <wp:inline xmlns:a="http://schemas.openxmlformats.org/drawingml/2006/main" xmlns:pic="http://schemas.openxmlformats.org/drawingml/2006/picture">
+            <wp:extent cx="5029200" cy="6789420"/>
+            <wp:docPr id="2" name="Picture 2"/>
+            <wp:cNvGraphicFramePr>
+              <a:graphicFrameLocks noChangeAspect="1"/>
+            </wp:cNvGraphicFramePr>
+            <a:graphic>
+              <a:graphicData uri="http://schemas.openxmlformats.org/drawingml/2006/picture">
+                <pic:pic>
+                  <pic:nvPicPr>
+                    <pic:cNvPr id="0" name="12-信息价值分析_146.png"/>
+                    <pic:cNvPicPr/>
+                  </pic:nvPicPr>
+                  <pic:blipFill>
+                    <a:blip r:embed="rId10"/>
+                    <a:stretch>
+                      <a:fillRect/>
+                    </a:stretch>
+                  </pic:blipFill>
+                  <pic:spPr>
+                    <a:xfrm>
+                      <a:off x="0" y="0"/>
+                      <a:ext cx="5029200" cy="6789420"/>
+                    </a:xfrm>
+                    <a:prstGeom prst="rect"/>
+                  </pic:spPr>
+                </pic:pic>
+              </a:graphicData>
+            </a:graphic>
+          </wp:inline>
+        </w:drawing>
       </w:r>
     </w:p>
     <w:p>
@@ -561,38 +526,41 @@
       <w:pPr>
         <w:spacing w:before="120" w:after="120"/>
         <w:ind w:left="432"/>
+        <w:jc w:val="center"/>
       </w:pPr>
       <w:r>
-        <w:rPr>
-          <w:rFonts w:ascii="Courier New" w:hAnsi="Courier New"/>
-          <w:color w:val="646464"/>
-          <w:sz w:val="18"/>
-        </w:rPr>
-        <w:t>【约束一】内外网隔离</w:t>
-        <w:br/>
-        <w:t>├── 内网与互联网物理/逻辑隔离</w:t>
-        <w:br/>
-        <w:t>├── 无数据穿透通道</w:t>
-        <w:br/>
-        <w:t>└── 数据交换需人工传递</w:t>
-        <w:br/>
-        <w:br/>
-        <w:t>【约束二】敏感信息保护</w:t>
-        <w:br/>
-        <w:t>├── 客户信息属于敏感信息</w:t>
-        <w:br/>
-        <w:t>├── 不能大规模完整在互联网存放</w:t>
-        <w:br/>
-        <w:t>└── 需要相应机制避免泄露</w:t>
-        <w:br/>
-        <w:br/>
-        <w:t>【约束三】工作需要</w:t>
-        <w:br/>
-        <w:t>├── 客户经理现场需要完整信息</w:t>
-        <w:br/>
-        <w:t>├── 无具体地址和电话无法服务</w:t>
-        <w:br/>
-        <w:t>└── 清单必须具有实际使用价值</w:t>
+        <w:drawing>
+          <wp:inline xmlns:a="http://schemas.openxmlformats.org/drawingml/2006/main" xmlns:pic="http://schemas.openxmlformats.org/drawingml/2006/picture">
+            <wp:extent cx="5029200" cy="7229475"/>
+            <wp:docPr id="3" name="Picture 3"/>
+            <wp:cNvGraphicFramePr>
+              <a:graphicFrameLocks noChangeAspect="1"/>
+            </wp:cNvGraphicFramePr>
+            <a:graphic>
+              <a:graphicData uri="http://schemas.openxmlformats.org/drawingml/2006/picture">
+                <pic:pic>
+                  <pic:nvPicPr>
+                    <pic:cNvPr id="0" name="12-信息价值分析_147.png"/>
+                    <pic:cNvPicPr/>
+                  </pic:nvPicPr>
+                  <pic:blipFill>
+                    <a:blip r:embed="rId11"/>
+                    <a:stretch>
+                      <a:fillRect/>
+                    </a:stretch>
+                  </pic:blipFill>
+                  <pic:spPr>
+                    <a:xfrm>
+                      <a:off x="0" y="0"/>
+                      <a:ext cx="5029200" cy="7229475"/>
+                    </a:xfrm>
+                    <a:prstGeom prst="rect"/>
+                  </pic:spPr>
+                </pic:pic>
+              </a:graphicData>
+            </a:graphic>
+          </wp:inline>
+        </w:drawing>
       </w:r>
     </w:p>
     <w:p>

--- a/output/theory-docs/12-信息价值分析.docx
+++ b/output/theory-docs/12-信息价值分析.docx
@@ -5,7 +5,6 @@
     <w:p>
       <w:pPr>
         <w:pStyle w:val="Heading1"/>
-        <w:jc w:val="left"/>
       </w:pPr>
       <w:r>
         <w:rPr>
@@ -19,42 +18,64 @@
     </w:p>
     <w:p>
       <w:pPr>
-        <w:pStyle w:val="Heading2"/>
-        <w:jc w:val="center"/>
+        <w:jc w:val="both"/>
       </w:pPr>
       <w:r>
-        <w:drawing>
-          <wp:inline xmlns:a="http://schemas.openxmlformats.org/drawingml/2006/main" xmlns:pic="http://schemas.openxmlformats.org/drawingml/2006/picture">
-            <wp:extent cx="5029200" cy="2235200"/>
-            <wp:docPr id="4" name="Picture 4"/>
-            <wp:cNvGraphicFramePr>
-              <a:graphicFrameLocks noChangeAspect="1"/>
-            </wp:cNvGraphicFramePr>
-            <a:graphic>
-              <a:graphicData uri="http://schemas.openxmlformats.org/drawingml/2006/picture">
-                <pic:pic>
-                  <pic:nvPicPr>
-                    <pic:cNvPr id="0" name="12-信息价值分析_148.png"/>
-                    <pic:cNvPicPr/>
-                  </pic:nvPicPr>
-                  <pic:blipFill>
-                    <a:blip r:embed="rId12"/>
-                    <a:stretch>
-                      <a:fillRect/>
-                    </a:stretch>
-                  </pic:blipFill>
-                  <pic:spPr>
-                    <a:xfrm>
-                      <a:off x="0" y="0"/>
-                      <a:ext cx="5029200" cy="2235200"/>
-                    </a:xfrm>
-                    <a:prstGeom prst="rect"/>
-                  </pic:spPr>
-                </pic:pic>
-              </a:graphicData>
-            </a:graphic>
-          </wp:inline>
-        </w:drawing>
+        <w:rPr>
+          <w:rFonts w:ascii="Microsoft YaHei" w:hAnsi="Microsoft YaHei" w:eastAsia="Microsoft YaHei"/>
+          <w:sz w:val="21"/>
+        </w:rPr>
+        <w:t>created: 2026-03-16</w:t>
+      </w:r>
+    </w:p>
+    <w:p>
+      <w:pPr>
+        <w:jc w:val="both"/>
+      </w:pPr>
+      <w:r>
+        <w:rPr>
+          <w:rFonts w:ascii="Microsoft YaHei" w:hAnsi="Microsoft YaHei" w:eastAsia="Microsoft YaHei"/>
+          <w:sz w:val="21"/>
+        </w:rPr>
+        <w:t>session: session-002</w:t>
+      </w:r>
+    </w:p>
+    <w:p>
+      <w:pPr>
+        <w:jc w:val="both"/>
+      </w:pPr>
+      <w:r>
+        <w:rPr>
+          <w:rFonts w:ascii="Microsoft YaHei" w:hAnsi="Microsoft YaHei" w:eastAsia="Microsoft YaHei"/>
+          <w:sz w:val="21"/>
+        </w:rPr>
+        <w:t>type: theory</w:t>
+      </w:r>
+    </w:p>
+    <w:p>
+      <w:pPr>
+        <w:jc w:val="both"/>
+      </w:pPr>
+      <w:r>
+        <w:rPr>
+          <w:rFonts w:ascii="Microsoft YaHei" w:hAnsi="Microsoft YaHei" w:eastAsia="Microsoft YaHei"/>
+          <w:sz w:val="21"/>
+        </w:rPr>
+        <w:t>status: draft</w:t>
+      </w:r>
+    </w:p>
+    <w:p>
+      <w:pPr>
+        <w:pStyle w:val="Heading2"/>
+      </w:pPr>
+      <w:r>
+        <w:rPr>
+          <w:rFonts w:ascii="Microsoft YaHei" w:hAnsi="Microsoft YaHei" w:eastAsia="Microsoft YaHei"/>
+          <w:b/>
+          <w:color w:val="1B365D"/>
+          <w:sz w:val="28"/>
+        </w:rPr>
+        <w:t>核心问题</w:t>
       </w:r>
     </w:p>
     <w:p>
@@ -72,7 +93,87 @@
     <w:p>
       <w:pPr>
         <w:pStyle w:val="Heading2"/>
-        <w:jc w:val="left"/>
+      </w:pPr>
+      <w:r>
+        <w:rPr>
+          <w:rFonts w:ascii="Microsoft YaHei" w:hAnsi="Microsoft YaHei" w:eastAsia="Microsoft YaHei"/>
+          <w:b/>
+          <w:color w:val="1B365D"/>
+          <w:sz w:val="28"/>
+        </w:rPr>
+        <w:t>一、信息流向模型</w:t>
+      </w:r>
+    </w:p>
+    <w:p>
+      <w:pPr>
+        <w:pStyle w:val="Heading3"/>
+      </w:pPr>
+      <w:r>
+        <w:rPr>
+          <w:rFonts w:ascii="Microsoft YaHei" w:hAnsi="Microsoft YaHei" w:eastAsia="Microsoft YaHei"/>
+          <w:b/>
+          <w:color w:val="2E5A4C"/>
+          <w:sz w:val="24"/>
+        </w:rPr>
+        <w:t>1.1 信息分类</w:t>
+      </w:r>
+    </w:p>
+    <w:p>
+      <w:pPr>
+        <w:jc w:val="center"/>
+      </w:pPr>
+      <w:r>
+        <w:drawing>
+          <wp:inline xmlns:a="http://schemas.openxmlformats.org/drawingml/2006/main" xmlns:pic="http://schemas.openxmlformats.org/drawingml/2006/picture">
+            <wp:extent cx="5029200" cy="9907524"/>
+            <wp:docPr id="1" name="Picture 1"/>
+            <wp:cNvGraphicFramePr>
+              <a:graphicFrameLocks noChangeAspect="1"/>
+            </wp:cNvGraphicFramePr>
+            <a:graphic>
+              <a:graphicData uri="http://schemas.openxmlformats.org/drawingml/2006/picture">
+                <pic:pic>
+                  <pic:nvPicPr>
+                    <pic:cNvPr id="0" name="ascii_img_001.png"/>
+                    <pic:cNvPicPr/>
+                  </pic:nvPicPr>
+                  <pic:blipFill>
+                    <a:blip r:embed="rId9"/>
+                    <a:stretch>
+                      <a:fillRect/>
+                    </a:stretch>
+                  </pic:blipFill>
+                  <pic:spPr>
+                    <a:xfrm>
+                      <a:off x="0" y="0"/>
+                      <a:ext cx="5029200" cy="9907524"/>
+                    </a:xfrm>
+                    <a:prstGeom prst="rect"/>
+                  </pic:spPr>
+                </pic:pic>
+              </a:graphicData>
+            </a:graphic>
+          </wp:inline>
+        </w:drawing>
+      </w:r>
+    </w:p>
+    <w:p>
+      <w:pPr>
+        <w:pStyle w:val="Heading3"/>
+      </w:pPr>
+      <w:r>
+        <w:rPr>
+          <w:rFonts w:ascii="Microsoft YaHei" w:hAnsi="Microsoft YaHei" w:eastAsia="Microsoft YaHei"/>
+          <w:b/>
+          <w:color w:val="2E5A4C"/>
+          <w:sz w:val="24"/>
+        </w:rPr>
+        <w:t>1.2 信息价值对比</w:t>
+      </w:r>
+    </w:p>
+    <w:p>
+      <w:pPr>
+        <w:pStyle w:val="Heading2"/>
       </w:pPr>
       <w:r>
         <w:rPr>
@@ -87,7 +188,6 @@
     <w:p>
       <w:pPr>
         <w:pStyle w:val="Heading3"/>
-        <w:jc w:val="left"/>
       </w:pPr>
       <w:r>
         <w:rPr>
@@ -101,15 +201,13 @@
     </w:p>
     <w:p>
       <w:pPr>
-        <w:spacing w:before="120" w:after="120"/>
-        <w:ind w:left="432"/>
         <w:jc w:val="center"/>
       </w:pPr>
       <w:r>
         <w:drawing>
           <wp:inline xmlns:a="http://schemas.openxmlformats.org/drawingml/2006/main" xmlns:pic="http://schemas.openxmlformats.org/drawingml/2006/picture">
-            <wp:extent cx="5029200" cy="6202680"/>
-            <wp:docPr id="1" name="Picture 1"/>
+            <wp:extent cx="5029200" cy="17652492"/>
+            <wp:docPr id="2" name="Picture 2"/>
             <wp:cNvGraphicFramePr>
               <a:graphicFrameLocks noChangeAspect="1"/>
             </wp:cNvGraphicFramePr>
@@ -117,11 +215,11 @@
               <a:graphicData uri="http://schemas.openxmlformats.org/drawingml/2006/picture">
                 <pic:pic>
                   <pic:nvPicPr>
-                    <pic:cNvPr id="0" name="12-信息价值分析_145.png"/>
+                    <pic:cNvPr id="0" name="ascii_img_002.png"/>
                     <pic:cNvPicPr/>
                   </pic:nvPicPr>
                   <pic:blipFill>
-                    <a:blip r:embed="rId9"/>
+                    <a:blip r:embed="rId10"/>
                     <a:stretch>
                       <a:fillRect/>
                     </a:stretch>
@@ -129,7 +227,7 @@
                   <pic:spPr>
                     <a:xfrm>
                       <a:off x="0" y="0"/>
-                      <a:ext cx="5029200" cy="6202680"/>
+                      <a:ext cx="5029200" cy="17652492"/>
                     </a:xfrm>
                     <a:prstGeom prst="rect"/>
                   </pic:spPr>
@@ -143,7 +241,6 @@
     <w:p>
       <w:pPr>
         <w:pStyle w:val="Heading3"/>
-        <w:jc w:val="left"/>
       </w:pPr>
       <w:r>
         <w:rPr>
@@ -157,15 +254,13 @@
     </w:p>
     <w:p>
       <w:pPr>
-        <w:spacing w:before="120" w:after="120"/>
-        <w:ind w:left="432"/>
         <w:jc w:val="center"/>
       </w:pPr>
       <w:r>
         <w:drawing>
           <wp:inline xmlns:a="http://schemas.openxmlformats.org/drawingml/2006/main" xmlns:pic="http://schemas.openxmlformats.org/drawingml/2006/picture">
-            <wp:extent cx="5029200" cy="6789420"/>
-            <wp:docPr id="2" name="Picture 2"/>
+            <wp:extent cx="5029200" cy="16244316"/>
+            <wp:docPr id="3" name="Picture 3"/>
             <wp:cNvGraphicFramePr>
               <a:graphicFrameLocks noChangeAspect="1"/>
             </wp:cNvGraphicFramePr>
@@ -173,11 +268,11 @@
               <a:graphicData uri="http://schemas.openxmlformats.org/drawingml/2006/picture">
                 <pic:pic>
                   <pic:nvPicPr>
-                    <pic:cNvPr id="0" name="12-信息价值分析_146.png"/>
+                    <pic:cNvPr id="0" name="ascii_img_003.png"/>
                     <pic:cNvPicPr/>
                   </pic:nvPicPr>
                   <pic:blipFill>
-                    <a:blip r:embed="rId10"/>
+                    <a:blip r:embed="rId11"/>
                     <a:stretch>
                       <a:fillRect/>
                     </a:stretch>
@@ -185,7 +280,7 @@
                   <pic:spPr>
                     <a:xfrm>
                       <a:off x="0" y="0"/>
-                      <a:ext cx="5029200" cy="6789420"/>
+                      <a:ext cx="5029200" cy="16244316"/>
                     </a:xfrm>
                     <a:prstGeom prst="rect"/>
                   </pic:spPr>
@@ -199,7 +294,6 @@
     <w:p>
       <w:pPr>
         <w:pStyle w:val="Heading3"/>
-        <w:jc w:val="left"/>
       </w:pPr>
       <w:r>
         <w:rPr>
@@ -211,291 +305,90 @@
         <w:t>2.3 输入信息价值矩阵</w:t>
       </w:r>
     </w:p>
-    <w:tbl>
-      <w:tblPr>
-        <w:tblStyle w:val="TableGrid"/>
-        <w:tblW w:type="auto" w:w="0"/>
-        <w:tblLook w:firstColumn="1" w:firstRow="1" w:lastColumn="0" w:lastRow="0" w:noHBand="0" w:noVBand="1" w:val="04A0"/>
-      </w:tblPr>
-      <w:tblGrid>
-        <w:gridCol w:w="2880"/>
-        <w:gridCol w:w="2880"/>
-        <w:gridCol w:w="2880"/>
-      </w:tblGrid>
-      <w:tr>
-        <w:tc>
-          <w:tcPr>
-            <w:tcW w:type="dxa" w:w="2880"/>
-          </w:tcPr>
-          <w:p>
-            <w:pPr>
-              <w:jc w:val="center"/>
-            </w:pPr>
-            <w:r>
-              <w:rPr>
-                <w:rFonts w:ascii="Microsoft YaHei" w:hAnsi="Microsoft YaHei" w:eastAsia="Microsoft YaHei"/>
-                <w:b/>
-                <w:sz w:val="20"/>
-              </w:rPr>
-              <w:t>信息类型</w:t>
-            </w:r>
-          </w:p>
-        </w:tc>
-        <w:tc>
-          <w:tcPr>
-            <w:tcW w:type="dxa" w:w="2880"/>
-          </w:tcPr>
-          <w:p>
-            <w:pPr>
-              <w:jc w:val="center"/>
-            </w:pPr>
-            <w:r>
-              <w:rPr>
-                <w:rFonts w:ascii="Microsoft YaHei" w:hAnsi="Microsoft YaHei" w:eastAsia="Microsoft YaHei"/>
-                <w:b/>
-                <w:sz w:val="20"/>
-              </w:rPr>
-              <w:t>核心价值</w:t>
-            </w:r>
-          </w:p>
-        </w:tc>
-        <w:tc>
-          <w:tcPr>
-            <w:tcW w:type="dxa" w:w="2880"/>
-          </w:tcPr>
-          <w:p>
-            <w:pPr>
-              <w:jc w:val="center"/>
-            </w:pPr>
-            <w:r>
-              <w:rPr>
-                <w:rFonts w:ascii="Microsoft YaHei" w:hAnsi="Microsoft YaHei" w:eastAsia="Microsoft YaHei"/>
-                <w:b/>
-                <w:sz w:val="20"/>
-              </w:rPr>
-              <w:t>主要应用场景</w:t>
-            </w:r>
-          </w:p>
-        </w:tc>
-      </w:tr>
-      <w:tr>
-        <w:tc>
-          <w:tcPr>
-            <w:tcW w:type="dxa" w:w="2880"/>
-          </w:tcPr>
-          <w:p>
-            <w:pPr>
-              <w:jc w:val="left"/>
-            </w:pPr>
-            <w:r>
-              <w:rPr>
-                <w:rFonts w:ascii="Microsoft YaHei" w:hAnsi="Microsoft YaHei" w:eastAsia="Microsoft YaHei"/>
-                <w:sz w:val="19"/>
-              </w:rPr>
-              <w:t>**频繁停电清单**</w:t>
-            </w:r>
-          </w:p>
-        </w:tc>
-        <w:tc>
-          <w:tcPr>
-            <w:tcW w:type="dxa" w:w="2880"/>
-          </w:tcPr>
-          <w:p>
-            <w:pPr>
-              <w:jc w:val="left"/>
-            </w:pPr>
-            <w:r>
-              <w:rPr>
-                <w:rFonts w:ascii="Microsoft YaHei" w:hAnsi="Microsoft YaHei" w:eastAsia="Microsoft YaHei"/>
-                <w:sz w:val="19"/>
-              </w:rPr>
-              <w:t>驻点优先级、设备检查重点、客户服务重点</w:t>
-            </w:r>
-          </w:p>
-        </w:tc>
-        <w:tc>
-          <w:tcPr>
-            <w:tcW w:type="dxa" w:w="2880"/>
-          </w:tcPr>
-          <w:p>
-            <w:pPr>
-              <w:jc w:val="left"/>
-            </w:pPr>
-            <w:r>
-              <w:rPr>
-                <w:rFonts w:ascii="Microsoft YaHei" w:hAnsi="Microsoft YaHei" w:eastAsia="Microsoft YaHei"/>
-                <w:sz w:val="19"/>
-              </w:rPr>
-              <w:t>驻点规划、设备检查、主动服务</w:t>
-            </w:r>
-          </w:p>
-        </w:tc>
-      </w:tr>
-      <w:tr>
-        <w:tc>
-          <w:tcPr>
-            <w:tcW w:type="dxa" w:w="2880"/>
-          </w:tcPr>
-          <w:p>
-            <w:pPr>
-              <w:jc w:val="left"/>
-            </w:pPr>
-            <w:r>
-              <w:rPr>
-                <w:rFonts w:ascii="Microsoft YaHei" w:hAnsi="Microsoft YaHei" w:eastAsia="Microsoft YaHei"/>
-                <w:sz w:val="19"/>
-              </w:rPr>
-              <w:t>**敏感客户清单**</w:t>
-            </w:r>
-          </w:p>
-        </w:tc>
-        <w:tc>
-          <w:tcPr>
-            <w:tcW w:type="dxa" w:w="2880"/>
-          </w:tcPr>
-          <w:p>
-            <w:pPr>
-              <w:jc w:val="left"/>
-            </w:pPr>
-            <w:r>
-              <w:rPr>
-                <w:rFonts w:ascii="Microsoft YaHei" w:hAnsi="Microsoft YaHei" w:eastAsia="Microsoft YaHei"/>
-                <w:sz w:val="19"/>
-              </w:rPr>
-              <w:t>服务策略、投诉预警</w:t>
-            </w:r>
-          </w:p>
-        </w:tc>
-        <w:tc>
-          <w:tcPr>
-            <w:tcW w:type="dxa" w:w="2880"/>
-          </w:tcPr>
-          <w:p>
-            <w:pPr>
-              <w:jc w:val="left"/>
-            </w:pPr>
-            <w:r>
-              <w:rPr>
-                <w:rFonts w:ascii="Microsoft YaHei" w:hAnsi="Microsoft YaHei" w:eastAsia="Microsoft YaHei"/>
-                <w:sz w:val="19"/>
-              </w:rPr>
-              <w:t>差异化服务、投诉压降</w:t>
-            </w:r>
-          </w:p>
-        </w:tc>
-      </w:tr>
-      <w:tr>
-        <w:tc>
-          <w:tcPr>
-            <w:tcW w:type="dxa" w:w="2880"/>
-          </w:tcPr>
-          <w:p>
-            <w:pPr>
-              <w:jc w:val="left"/>
-            </w:pPr>
-            <w:r>
-              <w:rPr>
-                <w:rFonts w:ascii="Microsoft YaHei" w:hAnsi="Microsoft YaHei" w:eastAsia="Microsoft YaHei"/>
-                <w:sz w:val="19"/>
-              </w:rPr>
-              <w:t>**频繁停电+敏感交叉**</w:t>
-            </w:r>
-          </w:p>
-        </w:tc>
-        <w:tc>
-          <w:tcPr>
-            <w:tcW w:type="dxa" w:w="2880"/>
-          </w:tcPr>
-          <w:p>
-            <w:pPr>
-              <w:jc w:val="left"/>
-            </w:pPr>
-            <w:r>
-              <w:rPr>
-                <w:rFonts w:ascii="Microsoft YaHei" w:hAnsi="Microsoft YaHei" w:eastAsia="Microsoft YaHei"/>
-                <w:sz w:val="19"/>
-              </w:rPr>
-              <w:t>极高风险预警</w:t>
-            </w:r>
-          </w:p>
-        </w:tc>
-        <w:tc>
-          <w:tcPr>
-            <w:tcW w:type="dxa" w:w="2880"/>
-          </w:tcPr>
-          <w:p>
-            <w:pPr>
-              <w:jc w:val="left"/>
-            </w:pPr>
-            <w:r>
-              <w:rPr>
-                <w:rFonts w:ascii="Microsoft YaHei" w:hAnsi="Microsoft YaHei" w:eastAsia="Microsoft YaHei"/>
-                <w:sz w:val="19"/>
-              </w:rPr>
-              <w:t>重点关注、主动干预</w:t>
-            </w:r>
-          </w:p>
-        </w:tc>
-      </w:tr>
-      <w:tr>
-        <w:tc>
-          <w:tcPr>
-            <w:tcW w:type="dxa" w:w="2880"/>
-          </w:tcPr>
-          <w:p>
-            <w:pPr>
-              <w:jc w:val="left"/>
-            </w:pPr>
-            <w:r>
-              <w:rPr>
-                <w:rFonts w:ascii="Microsoft YaHei" w:hAnsi="Microsoft YaHei" w:eastAsia="Microsoft YaHei"/>
-                <w:sz w:val="19"/>
-              </w:rPr>
-              <w:t>**重要客户清单**</w:t>
-            </w:r>
-          </w:p>
-        </w:tc>
-        <w:tc>
-          <w:tcPr>
-            <w:tcW w:type="dxa" w:w="2880"/>
-          </w:tcPr>
-          <w:p>
-            <w:pPr>
-              <w:jc w:val="left"/>
-            </w:pPr>
-            <w:r>
-              <w:rPr>
-                <w:rFonts w:ascii="Microsoft YaHei" w:hAnsi="Microsoft YaHei" w:eastAsia="Microsoft YaHei"/>
-                <w:sz w:val="19"/>
-              </w:rPr>
-              <w:t>保供电重点、服务优先</w:t>
-            </w:r>
-          </w:p>
-        </w:tc>
-        <w:tc>
-          <w:tcPr>
-            <w:tcW w:type="dxa" w:w="2880"/>
-          </w:tcPr>
-          <w:p>
-            <w:pPr>
-              <w:jc w:val="left"/>
-            </w:pPr>
-            <w:r>
-              <w:rPr>
-                <w:rFonts w:ascii="Microsoft YaHei" w:hAnsi="Microsoft YaHei" w:eastAsia="Microsoft YaHei"/>
-                <w:sz w:val="19"/>
-              </w:rPr>
-              <w:t>应急保供、重点服务</w:t>
-            </w:r>
-          </w:p>
-        </w:tc>
-      </w:tr>
-    </w:tbl>
-    <w:p/>
     <w:p>
       <w:pPr>
         <w:pStyle w:val="Heading2"/>
-        <w:jc w:val="left"/>
+      </w:pPr>
+      <w:r>
+        <w:rPr>
+          <w:rFonts w:ascii="Microsoft YaHei" w:hAnsi="Microsoft YaHei" w:eastAsia="Microsoft YaHei"/>
+          <w:b/>
+          <w:color w:val="1B365D"/>
+          <w:sz w:val="28"/>
+        </w:rPr>
+        <w:t>三、输出信息分析</w:t>
+      </w:r>
+    </w:p>
+    <w:p>
+      <w:pPr>
+        <w:pStyle w:val="Heading3"/>
+      </w:pPr>
+      <w:r>
+        <w:rPr>
+          <w:rFonts w:ascii="Microsoft YaHei" w:hAnsi="Microsoft YaHei" w:eastAsia="Microsoft YaHei"/>
+          <w:b/>
+          <w:color w:val="2E5A4C"/>
+          <w:sz w:val="24"/>
+        </w:rPr>
+        <w:t>3.1 输出信息汇总</w:t>
+      </w:r>
+    </w:p>
+    <w:p>
+      <w:pPr>
+        <w:pStyle w:val="Heading3"/>
+      </w:pPr>
+      <w:r>
+        <w:rPr>
+          <w:rFonts w:ascii="Microsoft YaHei" w:hAnsi="Microsoft YaHei" w:eastAsia="Microsoft YaHei"/>
+          <w:b/>
+          <w:color w:val="2E5A4C"/>
+          <w:sz w:val="24"/>
+        </w:rPr>
+        <w:t>3.2 输出信息价值流向</w:t>
+      </w:r>
+    </w:p>
+    <w:p>
+      <w:pPr>
+        <w:jc w:val="center"/>
+      </w:pPr>
+      <w:r>
+        <w:drawing>
+          <wp:inline xmlns:a="http://schemas.openxmlformats.org/drawingml/2006/main" xmlns:pic="http://schemas.openxmlformats.org/drawingml/2006/picture">
+            <wp:extent cx="5029200" cy="7795260"/>
+            <wp:docPr id="4" name="Picture 4"/>
+            <wp:cNvGraphicFramePr>
+              <a:graphicFrameLocks noChangeAspect="1"/>
+            </wp:cNvGraphicFramePr>
+            <a:graphic>
+              <a:graphicData uri="http://schemas.openxmlformats.org/drawingml/2006/picture">
+                <pic:pic>
+                  <pic:nvPicPr>
+                    <pic:cNvPr id="0" name="ascii_img_004.png"/>
+                    <pic:cNvPicPr/>
+                  </pic:nvPicPr>
+                  <pic:blipFill>
+                    <a:blip r:embed="rId12"/>
+                    <a:stretch>
+                      <a:fillRect/>
+                    </a:stretch>
+                  </pic:blipFill>
+                  <pic:spPr>
+                    <a:xfrm>
+                      <a:off x="0" y="0"/>
+                      <a:ext cx="5029200" cy="7795260"/>
+                    </a:xfrm>
+                    <a:prstGeom prst="rect"/>
+                  </pic:spPr>
+                </pic:pic>
+              </a:graphicData>
+            </a:graphic>
+          </wp:inline>
+        </w:drawing>
+      </w:r>
+    </w:p>
+    <w:p>
+      <w:pPr>
+        <w:pStyle w:val="Heading2"/>
       </w:pPr>
       <w:r>
         <w:rPr>
@@ -510,7 +403,6 @@
     <w:p>
       <w:pPr>
         <w:pStyle w:val="Heading3"/>
-        <w:jc w:val="left"/>
       </w:pPr>
       <w:r>
         <w:rPr>
@@ -524,15 +416,27 @@
     </w:p>
     <w:p>
       <w:pPr>
-        <w:spacing w:before="120" w:after="120"/>
-        <w:ind w:left="432"/>
+        <w:pStyle w:val="Heading3"/>
+      </w:pPr>
+      <w:r>
+        <w:rPr>
+          <w:rFonts w:ascii="Microsoft YaHei" w:hAnsi="Microsoft YaHei" w:eastAsia="Microsoft YaHei"/>
+          <w:b/>
+          <w:color w:val="2E5A4C"/>
+          <w:sz w:val="24"/>
+        </w:rPr>
+        <w:t>4.2 安全与效率的平衡</w:t>
+      </w:r>
+    </w:p>
+    <w:p>
+      <w:pPr>
         <w:jc w:val="center"/>
       </w:pPr>
       <w:r>
         <w:drawing>
           <wp:inline xmlns:a="http://schemas.openxmlformats.org/drawingml/2006/main" xmlns:pic="http://schemas.openxmlformats.org/drawingml/2006/picture">
-            <wp:extent cx="5029200" cy="7229475"/>
-            <wp:docPr id="3" name="Picture 3"/>
+            <wp:extent cx="5029200" cy="3578165"/>
+            <wp:docPr id="5" name="Picture 5"/>
             <wp:cNvGraphicFramePr>
               <a:graphicFrameLocks noChangeAspect="1"/>
             </wp:cNvGraphicFramePr>
@@ -540,11 +444,11 @@
               <a:graphicData uri="http://schemas.openxmlformats.org/drawingml/2006/picture">
                 <pic:pic>
                   <pic:nvPicPr>
-                    <pic:cNvPr id="0" name="12-信息价值分析_147.png"/>
+                    <pic:cNvPr id="0" name="ascii_img_006.png"/>
                     <pic:cNvPicPr/>
                   </pic:nvPicPr>
                   <pic:blipFill>
-                    <a:blip r:embed="rId11"/>
+                    <a:blip r:embed="rId13"/>
                     <a:stretch>
                       <a:fillRect/>
                     </a:stretch>
@@ -552,7 +456,7 @@
                   <pic:spPr>
                     <a:xfrm>
                       <a:off x="0" y="0"/>
-                      <a:ext cx="5029200" cy="7229475"/>
+                      <a:ext cx="5029200" cy="3578165"/>
                     </a:xfrm>
                     <a:prstGeom prst="rect"/>
                   </pic:spPr>
@@ -566,80 +470,6 @@
     <w:p>
       <w:pPr>
         <w:pStyle w:val="Heading3"/>
-        <w:jc w:val="left"/>
-      </w:pPr>
-      <w:r>
-        <w:rPr>
-          <w:rFonts w:ascii="Microsoft YaHei" w:hAnsi="Microsoft YaHei" w:eastAsia="Microsoft YaHei"/>
-          <w:b/>
-          <w:color w:val="2E5A4C"/>
-          <w:sz w:val="24"/>
-        </w:rPr>
-        <w:t>4.2 安全与效率的平衡</w:t>
-      </w:r>
-    </w:p>
-    <w:p>
-      <w:pPr>
-        <w:spacing w:before="120" w:after="120"/>
-        <w:ind w:left="432"/>
-      </w:pPr>
-      <w:r>
-        <w:rPr>
-          <w:rFonts w:ascii="Courier New" w:hAnsi="Courier New"/>
-          <w:color w:val="646464"/>
-          <w:sz w:val="18"/>
-        </w:rPr>
-        <w:t>┌─────────────────────────────────────────────────────────────┐</w:t>
-        <w:br/>
-        <w:t>│                安全与效率的平衡点                            │</w:t>
-        <w:br/>
-        <w:t>├─────────────────────────────────────────────────────────────┤</w:t>
-        <w:br/>
-        <w:t>│                                                              │</w:t>
-        <w:br/>
-        <w:t>│  【提供内容】完整信息（工作需要）                             │</w:t>
-        <w:br/>
-        <w:t>│  ├── 客户编号                                               │</w:t>
-        <w:br/>
-        <w:t>│  ├── 客户姓名                                               │</w:t>
-        <w:br/>
-        <w:t>│  ├── 联系电话                                               │</w:t>
-        <w:br/>
-        <w:t>│  ├── 用电地址（具体到门牌）                                  │</w:t>
-        <w:br/>
-        <w:t>│  └── 相关标签信息                                           │</w:t>
-        <w:br/>
-        <w:t>│                                                              │</w:t>
-        <w:br/>
-        <w:t>│  【安全措施】最小范围提供                                    │</w:t>
-        <w:br/>
-        <w:t>│  ├── 区域隔离：客户经理只看本区域                            │</w:t>
-        <w:br/>
-        <w:t>│  ├── 人员限制：只给需要的人                                  │</w:t>
-        <w:br/>
-        <w:t>│  ├── 字段权限：敏感字段严格控制                              │</w:t>
-        <w:br/>
-        <w:t>│  ├── 禁止导出：防止批量获取                                  │</w:t>
-        <w:br/>
-        <w:t>│  └── 访问审计：所有行为可追溯                                │</w:t>
-        <w:br/>
-        <w:t>│                                                              │</w:t>
-        <w:br/>
-        <w:t>│  【核心原则】                                                │</w:t>
-        <w:br/>
-        <w:t>│  信息完整提供，但范围最小化                                  │</w:t>
-        <w:br/>
-        <w:t>│  让客户经理能工作，但严格控范围                              │</w:t>
-        <w:br/>
-        <w:t>│                                                              │</w:t>
-        <w:br/>
-        <w:t>└─────────────────────────────────────────────────────────────┘</w:t>
-      </w:r>
-    </w:p>
-    <w:p>
-      <w:pPr>
-        <w:pStyle w:val="Heading3"/>
-        <w:jc w:val="left"/>
       </w:pPr>
       <w:r>
         <w:rPr>
@@ -653,55 +483,88 @@
     </w:p>
     <w:p>
       <w:pPr>
-        <w:spacing w:before="120" w:after="120"/>
-        <w:ind w:left="432"/>
+        <w:jc w:val="center"/>
       </w:pPr>
       <w:r>
-        <w:rPr>
-          <w:rFonts w:ascii="Courier New" w:hAnsi="Courier New"/>
-          <w:color w:val="646464"/>
-          <w:sz w:val="18"/>
-        </w:rPr>
-        <w:t>【输入信息：内网 → 互联网】</w:t>
-        <w:br/>
-        <w:br/>
-        <w:t>内网系统导出 ──→ 按区域拆分 ──→ 人工上传 ──→ WPS多维表</w:t>
-        <w:br/>
-        <w:t xml:space="preserve">                    │</w:t>
-        <w:br/>
-        <w:t xml:space="preserve">                    └── 武侯区、锦江区等分别上传</w:t>
-        <w:br/>
-        <w:br/>
-        <w:t>【更新频率】</w:t>
-        <w:br/>
-        <w:t>├── 频繁停电清单：每日更新</w:t>
-        <w:br/>
-        <w:t>├── 敏感客户清单：每日更新</w:t>
-        <w:br/>
-        <w:t>└── 重要客户清单：每周更新</w:t>
-        <w:br/>
-        <w:br/>
-        <w:t>【输出信息：互联网 → 内网】</w:t>
-        <w:br/>
-        <w:br/>
-        <w:t>WPS多维表 ──→ 定期导出 ──→ 人工导入 ──→ 内网系统</w:t>
-        <w:br/>
-        <w:br/>
-        <w:t>【同步频率】</w:t>
-        <w:br/>
-        <w:t>├── 设备信息：每周同步</w:t>
-        <w:br/>
-        <w:t>├── 客户联系方式：每周同步</w:t>
-        <w:br/>
-        <w:t>├── 隐患信息：每日同步</w:t>
-        <w:br/>
-        <w:t>└── 需求信息：每周同步</w:t>
+        <w:drawing>
+          <wp:inline xmlns:a="http://schemas.openxmlformats.org/drawingml/2006/main" xmlns:pic="http://schemas.openxmlformats.org/drawingml/2006/picture">
+            <wp:extent cx="5029200" cy="10611612"/>
+            <wp:docPr id="6" name="Picture 6"/>
+            <wp:cNvGraphicFramePr>
+              <a:graphicFrameLocks noChangeAspect="1"/>
+            </wp:cNvGraphicFramePr>
+            <a:graphic>
+              <a:graphicData uri="http://schemas.openxmlformats.org/drawingml/2006/picture">
+                <pic:pic>
+                  <pic:nvPicPr>
+                    <pic:cNvPr id="0" name="ascii_img_007.png"/>
+                    <pic:cNvPicPr/>
+                  </pic:nvPicPr>
+                  <pic:blipFill>
+                    <a:blip r:embed="rId14"/>
+                    <a:stretch>
+                      <a:fillRect/>
+                    </a:stretch>
+                  </pic:blipFill>
+                  <pic:spPr>
+                    <a:xfrm>
+                      <a:off x="0" y="0"/>
+                      <a:ext cx="5029200" cy="10611612"/>
+                    </a:xfrm>
+                    <a:prstGeom prst="rect"/>
+                  </pic:spPr>
+                </pic:pic>
+              </a:graphicData>
+            </a:graphic>
+          </wp:inline>
+        </w:drawing>
       </w:r>
     </w:p>
     <w:p>
       <w:pPr>
         <w:pStyle w:val="Heading2"/>
-        <w:jc w:val="left"/>
+      </w:pPr>
+      <w:r>
+        <w:rPr>
+          <w:rFonts w:ascii="Microsoft YaHei" w:hAnsi="Microsoft YaHei" w:eastAsia="Microsoft YaHei"/>
+          <w:b/>
+          <w:color w:val="1B365D"/>
+          <w:sz w:val="28"/>
+        </w:rPr>
+        <w:t>五、权限控制方案</w:t>
+      </w:r>
+    </w:p>
+    <w:p>
+      <w:pPr>
+        <w:pStyle w:val="Heading3"/>
+      </w:pPr>
+      <w:r>
+        <w:rPr>
+          <w:rFonts w:ascii="Microsoft YaHei" w:hAnsi="Microsoft YaHei" w:eastAsia="Microsoft YaHei"/>
+          <w:b/>
+          <w:color w:val="2E5A4C"/>
+          <w:sz w:val="24"/>
+        </w:rPr>
+        <w:t>5.1 WPS多维表权限设置</w:t>
+      </w:r>
+    </w:p>
+    <w:p>
+      <w:pPr>
+        <w:pStyle w:val="Heading3"/>
+      </w:pPr>
+      <w:r>
+        <w:rPr>
+          <w:rFonts w:ascii="Microsoft YaHei" w:hAnsi="Microsoft YaHei" w:eastAsia="Microsoft YaHei"/>
+          <w:b/>
+          <w:color w:val="2E5A4C"/>
+          <w:sz w:val="24"/>
+        </w:rPr>
+        <w:t>5.2 安全保障措施</w:t>
+      </w:r>
+    </w:p>
+    <w:p>
+      <w:pPr>
+        <w:pStyle w:val="Heading2"/>
       </w:pPr>
       <w:r>
         <w:rPr>
@@ -716,7 +579,6 @@
     <w:p>
       <w:pPr>
         <w:pStyle w:val="Heading3"/>
-        <w:jc w:val="left"/>
       </w:pPr>
       <w:r>
         <w:rPr>
@@ -728,344 +590,9 @@
         <w:t>6.1 技术边界</w:t>
       </w:r>
     </w:p>
-    <w:tbl>
-      <w:tblPr>
-        <w:tblStyle w:val="TableGrid"/>
-        <w:tblW w:type="auto" w:w="0"/>
-        <w:tblLook w:firstColumn="1" w:firstRow="1" w:lastColumn="0" w:lastRow="0" w:noHBand="0" w:noVBand="1" w:val="04A0"/>
-      </w:tblPr>
-      <w:tblGrid>
-        <w:gridCol w:w="2880"/>
-        <w:gridCol w:w="2880"/>
-        <w:gridCol w:w="2880"/>
-      </w:tblGrid>
-      <w:tr>
-        <w:tc>
-          <w:tcPr>
-            <w:tcW w:type="dxa" w:w="2880"/>
-          </w:tcPr>
-          <w:p>
-            <w:pPr>
-              <w:jc w:val="center"/>
-            </w:pPr>
-            <w:r>
-              <w:rPr>
-                <w:rFonts w:ascii="Microsoft YaHei" w:hAnsi="Microsoft YaHei" w:eastAsia="Microsoft YaHei"/>
-                <w:b/>
-                <w:sz w:val="20"/>
-              </w:rPr>
-              <w:t>方向</w:t>
-            </w:r>
-          </w:p>
-        </w:tc>
-        <w:tc>
-          <w:tcPr>
-            <w:tcW w:type="dxa" w:w="2880"/>
-          </w:tcPr>
-          <w:p>
-            <w:pPr>
-              <w:jc w:val="center"/>
-            </w:pPr>
-            <w:r>
-              <w:rPr>
-                <w:rFonts w:ascii="Microsoft YaHei" w:hAnsi="Microsoft YaHei" w:eastAsia="Microsoft YaHei"/>
-                <w:b/>
-                <w:sz w:val="20"/>
-              </w:rPr>
-              <w:t>可行性</w:t>
-            </w:r>
-          </w:p>
-        </w:tc>
-        <w:tc>
-          <w:tcPr>
-            <w:tcW w:type="dxa" w:w="2880"/>
-          </w:tcPr>
-          <w:p>
-            <w:pPr>
-              <w:jc w:val="center"/>
-            </w:pPr>
-            <w:r>
-              <w:rPr>
-                <w:rFonts w:ascii="Microsoft YaHei" w:hAnsi="Microsoft YaHei" w:eastAsia="Microsoft YaHei"/>
-                <w:b/>
-                <w:sz w:val="20"/>
-              </w:rPr>
-              <w:t>说明</w:t>
-            </w:r>
-          </w:p>
-        </w:tc>
-      </w:tr>
-      <w:tr>
-        <w:tc>
-          <w:tcPr>
-            <w:tcW w:type="dxa" w:w="2880"/>
-          </w:tcPr>
-          <w:p>
-            <w:pPr>
-              <w:jc w:val="left"/>
-            </w:pPr>
-            <w:r>
-              <w:rPr>
-                <w:rFonts w:ascii="Microsoft YaHei" w:hAnsi="Microsoft YaHei" w:eastAsia="Microsoft YaHei"/>
-                <w:sz w:val="19"/>
-              </w:rPr>
-              <w:t>企业微信</w:t>
-            </w:r>
-          </w:p>
-        </w:tc>
-        <w:tc>
-          <w:tcPr>
-            <w:tcW w:type="dxa" w:w="2880"/>
-          </w:tcPr>
-          <w:p>
-            <w:pPr>
-              <w:jc w:val="left"/>
-            </w:pPr>
-            <w:r>
-              <w:rPr>
-                <w:rFonts w:ascii="Microsoft YaHei" w:hAnsi="Microsoft YaHei" w:eastAsia="Microsoft YaHei"/>
-                <w:sz w:val="19"/>
-              </w:rPr>
-              <w:t>✅ 可行</w:t>
-            </w:r>
-          </w:p>
-        </w:tc>
-        <w:tc>
-          <w:tcPr>
-            <w:tcW w:type="dxa" w:w="2880"/>
-          </w:tcPr>
-          <w:p>
-            <w:pPr>
-              <w:jc w:val="left"/>
-            </w:pPr>
-            <w:r>
-              <w:rPr>
-                <w:rFonts w:ascii="Microsoft YaHei" w:hAnsi="Microsoft YaHei" w:eastAsia="Microsoft YaHei"/>
-                <w:sz w:val="19"/>
-              </w:rPr>
-              <w:t>现有平台，无开发门槛</w:t>
-            </w:r>
-          </w:p>
-        </w:tc>
-      </w:tr>
-      <w:tr>
-        <w:tc>
-          <w:tcPr>
-            <w:tcW w:type="dxa" w:w="2880"/>
-          </w:tcPr>
-          <w:p>
-            <w:pPr>
-              <w:jc w:val="left"/>
-            </w:pPr>
-            <w:r>
-              <w:rPr>
-                <w:rFonts w:ascii="Microsoft YaHei" w:hAnsi="Microsoft YaHei" w:eastAsia="Microsoft YaHei"/>
-                <w:sz w:val="19"/>
-              </w:rPr>
-              <w:t>WPS云文档</w:t>
-            </w:r>
-          </w:p>
-        </w:tc>
-        <w:tc>
-          <w:tcPr>
-            <w:tcW w:type="dxa" w:w="2880"/>
-          </w:tcPr>
-          <w:p>
-            <w:pPr>
-              <w:jc w:val="left"/>
-            </w:pPr>
-            <w:r>
-              <w:rPr>
-                <w:rFonts w:ascii="Microsoft YaHei" w:hAnsi="Microsoft YaHei" w:eastAsia="Microsoft YaHei"/>
-                <w:sz w:val="19"/>
-              </w:rPr>
-              <w:t>✅ 可行</w:t>
-            </w:r>
-          </w:p>
-        </w:tc>
-        <w:tc>
-          <w:tcPr>
-            <w:tcW w:type="dxa" w:w="2880"/>
-          </w:tcPr>
-          <w:p>
-            <w:pPr>
-              <w:jc w:val="left"/>
-            </w:pPr>
-            <w:r>
-              <w:rPr>
-                <w:rFonts w:ascii="Microsoft YaHei" w:hAnsi="Microsoft YaHei" w:eastAsia="Microsoft YaHei"/>
-                <w:sz w:val="19"/>
-              </w:rPr>
-              <w:t>办公工具，无需审批</w:t>
-            </w:r>
-          </w:p>
-        </w:tc>
-      </w:tr>
-      <w:tr>
-        <w:tc>
-          <w:tcPr>
-            <w:tcW w:type="dxa" w:w="2880"/>
-          </w:tcPr>
-          <w:p>
-            <w:pPr>
-              <w:jc w:val="left"/>
-            </w:pPr>
-            <w:r>
-              <w:rPr>
-                <w:rFonts w:ascii="Microsoft YaHei" w:hAnsi="Microsoft YaHei" w:eastAsia="Microsoft YaHei"/>
-                <w:sz w:val="19"/>
-              </w:rPr>
-              <w:t>WPS多维表</w:t>
-            </w:r>
-          </w:p>
-        </w:tc>
-        <w:tc>
-          <w:tcPr>
-            <w:tcW w:type="dxa" w:w="2880"/>
-          </w:tcPr>
-          <w:p>
-            <w:pPr>
-              <w:jc w:val="left"/>
-            </w:pPr>
-            <w:r>
-              <w:rPr>
-                <w:rFonts w:ascii="Microsoft YaHei" w:hAnsi="Microsoft YaHei" w:eastAsia="Microsoft YaHei"/>
-                <w:sz w:val="19"/>
-              </w:rPr>
-              <w:t>✅ 可行</w:t>
-            </w:r>
-          </w:p>
-        </w:tc>
-        <w:tc>
-          <w:tcPr>
-            <w:tcW w:type="dxa" w:w="2880"/>
-          </w:tcPr>
-          <w:p>
-            <w:pPr>
-              <w:jc w:val="left"/>
-            </w:pPr>
-            <w:r>
-              <w:rPr>
-                <w:rFonts w:ascii="Microsoft YaHei" w:hAnsi="Microsoft YaHei" w:eastAsia="Microsoft YaHei"/>
-                <w:sz w:val="19"/>
-              </w:rPr>
-              <w:t>轻量级数据管理</w:t>
-            </w:r>
-          </w:p>
-        </w:tc>
-      </w:tr>
-      <w:tr>
-        <w:tc>
-          <w:tcPr>
-            <w:tcW w:type="dxa" w:w="2880"/>
-          </w:tcPr>
-          <w:p>
-            <w:pPr>
-              <w:jc w:val="left"/>
-            </w:pPr>
-            <w:r>
-              <w:rPr>
-                <w:rFonts w:ascii="Microsoft YaHei" w:hAnsi="Microsoft YaHei" w:eastAsia="Microsoft YaHei"/>
-                <w:sz w:val="19"/>
-              </w:rPr>
-              <w:t>智能体应用</w:t>
-            </w:r>
-          </w:p>
-        </w:tc>
-        <w:tc>
-          <w:tcPr>
-            <w:tcW w:type="dxa" w:w="2880"/>
-          </w:tcPr>
-          <w:p>
-            <w:pPr>
-              <w:jc w:val="left"/>
-            </w:pPr>
-            <w:r>
-              <w:rPr>
-                <w:rFonts w:ascii="Microsoft YaHei" w:hAnsi="Microsoft YaHei" w:eastAsia="Microsoft YaHei"/>
-                <w:sz w:val="19"/>
-              </w:rPr>
-              <w:t>✅ 可行</w:t>
-            </w:r>
-          </w:p>
-        </w:tc>
-        <w:tc>
-          <w:tcPr>
-            <w:tcW w:type="dxa" w:w="2880"/>
-          </w:tcPr>
-          <w:p>
-            <w:pPr>
-              <w:jc w:val="left"/>
-            </w:pPr>
-            <w:r>
-              <w:rPr>
-                <w:rFonts w:ascii="Microsoft YaHei" w:hAnsi="Microsoft YaHei" w:eastAsia="Microsoft YaHei"/>
-                <w:sz w:val="19"/>
-              </w:rPr>
-              <w:t>互联网或内网部署</w:t>
-            </w:r>
-          </w:p>
-        </w:tc>
-      </w:tr>
-      <w:tr>
-        <w:tc>
-          <w:tcPr>
-            <w:tcW w:type="dxa" w:w="2880"/>
-          </w:tcPr>
-          <w:p>
-            <w:pPr>
-              <w:jc w:val="left"/>
-            </w:pPr>
-            <w:r>
-              <w:rPr>
-                <w:rFonts w:ascii="Microsoft YaHei" w:hAnsi="Microsoft YaHei" w:eastAsia="Microsoft YaHei"/>
-                <w:sz w:val="19"/>
-              </w:rPr>
-              <w:t>复杂APP</w:t>
-            </w:r>
-          </w:p>
-        </w:tc>
-        <w:tc>
-          <w:tcPr>
-            <w:tcW w:type="dxa" w:w="2880"/>
-          </w:tcPr>
-          <w:p>
-            <w:pPr>
-              <w:jc w:val="left"/>
-            </w:pPr>
-            <w:r>
-              <w:rPr>
-                <w:rFonts w:ascii="Microsoft YaHei" w:hAnsi="Microsoft YaHei" w:eastAsia="Microsoft YaHei"/>
-                <w:sz w:val="19"/>
-              </w:rPr>
-              <w:t>❌ 不可行</w:t>
-            </w:r>
-          </w:p>
-        </w:tc>
-        <w:tc>
-          <w:tcPr>
-            <w:tcW w:type="dxa" w:w="2880"/>
-          </w:tcPr>
-          <w:p>
-            <w:pPr>
-              <w:jc w:val="left"/>
-            </w:pPr>
-            <w:r>
-              <w:rPr>
-                <w:rFonts w:ascii="Microsoft YaHei" w:hAnsi="Microsoft YaHei" w:eastAsia="Microsoft YaHei"/>
-                <w:sz w:val="19"/>
-              </w:rPr>
-              <w:t>管控高，不可行</w:t>
-            </w:r>
-          </w:p>
-        </w:tc>
-      </w:tr>
-    </w:tbl>
-    <w:p/>
     <w:p>
       <w:pPr>
         <w:pStyle w:val="Heading3"/>
-        <w:jc w:val="left"/>
       </w:pPr>
       <w:r>
         <w:rPr>
@@ -1079,68 +606,166 @@
     </w:p>
     <w:p>
       <w:pPr>
-        <w:spacing w:before="120" w:after="120"/>
-        <w:ind w:left="432"/>
+        <w:pStyle w:val="Heading2"/>
       </w:pPr>
       <w:r>
         <w:rPr>
-          <w:rFonts w:ascii="Courier New" w:hAnsi="Courier New"/>
-          <w:color w:val="646464"/>
-          <w:sz w:val="18"/>
+          <w:rFonts w:ascii="Microsoft YaHei" w:hAnsi="Microsoft YaHei" w:eastAsia="Microsoft YaHei"/>
+          <w:b/>
+          <w:color w:val="1B365D"/>
+          <w:sz w:val="28"/>
         </w:rPr>
-        <w:t>数字化赋能体系</w:t>
-        <w:br/>
-        <w:t>│</w:t>
-        <w:br/>
-        <w:t>├── 📱 企业微信（沟通协作平台）</w:t>
-        <w:br/>
-        <w:t>│   ├── 服务群管理（服务前置）</w:t>
-        <w:br/>
-        <w:t>│   ├── 通讯录管理（关系协调）</w:t>
-        <w:br/>
-        <w:t>│   ├── 群发通知（信息传递）</w:t>
-        <w:br/>
-        <w:t>│   └── 工作日志（工作记录）</w:t>
-        <w:br/>
-        <w:t>│</w:t>
-        <w:br/>
-        <w:t>├── 📄 WPS云文档（知识库平台）</w:t>
-        <w:br/>
-        <w:t>│   ├── 接线图文档（应急保供知识库）</w:t>
-        <w:br/>
-        <w:t>│   ├── 应急资源清单（应急保供资源）</w:t>
-        <w:br/>
-        <w:t>│   ├── 工作检查表（工作标准化）</w:t>
-        <w:br/>
-        <w:t>│   └── 政策资料库（咨询支撑）</w:t>
-        <w:br/>
-        <w:t>│</w:t>
-        <w:br/>
-        <w:t>├── 📊 WPS多维表（数据管理平台）</w:t>
-        <w:br/>
-        <w:t>│   ├── 频繁停电清单（输入信息，权限控制）</w:t>
-        <w:br/>
-        <w:t>│   ├── 敏感客户清单（输入信息，权限控制）</w:t>
-        <w:br/>
-        <w:t>│   ├── 设备信息库（输出信息）</w:t>
-        <w:br/>
-        <w:t>│   ├── 隐患管理台账（输出信息）</w:t>
-        <w:br/>
-        <w:t>│   ├── 需求收集台账（输出信息）</w:t>
-        <w:br/>
-        <w:t>│   ├── 客户信息台账（输出信息，权限控制）</w:t>
-        <w:br/>
-        <w:t>│   └── 工作统计台账（工作记录）</w:t>
-        <w:br/>
-        <w:t>│</w:t>
-        <w:br/>
-        <w:t>└── 🤖 智能体应用（智能辅助平台）</w:t>
-        <w:br/>
-        <w:t xml:space="preserve">    ├── 政策咨询智能体（互联网/内网）</w:t>
-        <w:br/>
-        <w:t xml:space="preserve">    ├── 知识问答智能体（内网）</w:t>
-        <w:br/>
-        <w:t xml:space="preserve">    └── 问题诊断智能体（内网）</w:t>
+        <w:t>七、关键结论</w:t>
+      </w:r>
+    </w:p>
+    <w:p>
+      <w:pPr>
+        <w:pStyle w:val="Heading3"/>
+      </w:pPr>
+      <w:r>
+        <w:rPr>
+          <w:rFonts w:ascii="Microsoft YaHei" w:hAnsi="Microsoft YaHei" w:eastAsia="Microsoft YaHei"/>
+          <w:b/>
+          <w:color w:val="2E5A4C"/>
+          <w:sz w:val="24"/>
+        </w:rPr>
+        <w:t>7.1 信息价值</w:t>
+      </w:r>
+    </w:p>
+    <w:p>
+      <w:pPr>
+        <w:jc w:val="both"/>
+      </w:pPr>
+      <w:r>
+        <w:rPr>
+          <w:rFonts w:ascii="Microsoft YaHei" w:hAnsi="Microsoft YaHei" w:eastAsia="Microsoft YaHei"/>
+          <w:sz w:val="21"/>
+        </w:rPr>
+        <w:t>1. 输入信息指导驻点工作，输出信息支撑其他工作</w:t>
+      </w:r>
+    </w:p>
+    <w:p>
+      <w:pPr>
+        <w:jc w:val="both"/>
+      </w:pPr>
+      <w:r>
+        <w:rPr>
+          <w:rFonts w:ascii="Microsoft YaHei" w:hAnsi="Microsoft YaHei" w:eastAsia="Microsoft YaHei"/>
+          <w:sz w:val="21"/>
+        </w:rPr>
+        <w:t>2. 频繁停电清单和敏感客户清单具有极高预警价值</w:t>
+      </w:r>
+    </w:p>
+    <w:p>
+      <w:pPr>
+        <w:jc w:val="both"/>
+      </w:pPr>
+      <w:r>
+        <w:rPr>
+          <w:rFonts w:ascii="Microsoft YaHei" w:hAnsi="Microsoft YaHei" w:eastAsia="Microsoft YaHei"/>
+          <w:sz w:val="21"/>
+        </w:rPr>
+        <w:t>3. 两类清单交叉分析可识别极高风险客户</w:t>
+      </w:r>
+    </w:p>
+    <w:p>
+      <w:pPr>
+        <w:pStyle w:val="Heading3"/>
+      </w:pPr>
+      <w:r>
+        <w:rPr>
+          <w:rFonts w:ascii="Microsoft YaHei" w:hAnsi="Microsoft YaHei" w:eastAsia="Microsoft YaHei"/>
+          <w:b/>
+          <w:color w:val="2E5A4C"/>
+          <w:sz w:val="24"/>
+        </w:rPr>
+        <w:t>7.2 数据安全</w:t>
+      </w:r>
+    </w:p>
+    <w:p>
+      <w:pPr>
+        <w:jc w:val="both"/>
+      </w:pPr>
+      <w:r>
+        <w:rPr>
+          <w:rFonts w:ascii="Microsoft YaHei" w:hAnsi="Microsoft YaHei" w:eastAsia="Microsoft YaHei"/>
+          <w:sz w:val="21"/>
+        </w:rPr>
+        <w:t>1. 完整信息+最小范围是平衡安全与效率的关键</w:t>
+      </w:r>
+    </w:p>
+    <w:p>
+      <w:pPr>
+        <w:jc w:val="both"/>
+      </w:pPr>
+      <w:r>
+        <w:rPr>
+          <w:rFonts w:ascii="Microsoft YaHei" w:hAnsi="Microsoft YaHei" w:eastAsia="Microsoft YaHei"/>
+          <w:sz w:val="21"/>
+        </w:rPr>
+        <w:t>2. 通过区域隔离、权限控制、访问审计保障安全</w:t>
+      </w:r>
+    </w:p>
+    <w:p>
+      <w:pPr>
+        <w:jc w:val="both"/>
+      </w:pPr>
+      <w:r>
+        <w:rPr>
+          <w:rFonts w:ascii="Microsoft YaHei" w:hAnsi="Microsoft YaHei" w:eastAsia="Microsoft YaHei"/>
+          <w:sz w:val="21"/>
+        </w:rPr>
+        <w:t>3. 内外网隔离环境下，采用人工传递方式更新数据</w:t>
+      </w:r>
+    </w:p>
+    <w:p>
+      <w:pPr>
+        <w:pStyle w:val="Heading3"/>
+      </w:pPr>
+      <w:r>
+        <w:rPr>
+          <w:rFonts w:ascii="Microsoft YaHei" w:hAnsi="Microsoft YaHei" w:eastAsia="Microsoft YaHei"/>
+          <w:b/>
+          <w:color w:val="2E5A4C"/>
+          <w:sz w:val="24"/>
+        </w:rPr>
+        <w:t>7.3 数字化赋能</w:t>
+      </w:r>
+    </w:p>
+    <w:p>
+      <w:pPr>
+        <w:jc w:val="both"/>
+      </w:pPr>
+      <w:r>
+        <w:rPr>
+          <w:rFonts w:ascii="Microsoft YaHei" w:hAnsi="Microsoft YaHei" w:eastAsia="Microsoft YaHei"/>
+          <w:sz w:val="21"/>
+        </w:rPr>
+        <w:t>1. 以企业微信+WPS为核心工具</w:t>
+      </w:r>
+    </w:p>
+    <w:p>
+      <w:pPr>
+        <w:jc w:val="both"/>
+      </w:pPr>
+      <w:r>
+        <w:rPr>
+          <w:rFonts w:ascii="Microsoft YaHei" w:hAnsi="Microsoft YaHei" w:eastAsia="Microsoft YaHei"/>
+          <w:sz w:val="21"/>
+        </w:rPr>
+        <w:t>2. 不开发复杂APP，利用现有平台</w:t>
+      </w:r>
+    </w:p>
+    <w:p>
+      <w:pPr>
+        <w:jc w:val="both"/>
+      </w:pPr>
+      <w:r>
+        <w:rPr>
+          <w:rFonts w:ascii="Microsoft YaHei" w:hAnsi="Microsoft YaHei" w:eastAsia="Microsoft YaHei"/>
+          <w:sz w:val="21"/>
+        </w:rPr>
+        <w:t>3. 智能体辅助咨询和诊断</w:t>
       </w:r>
     </w:p>
     <w:p>
